--- a/arbeitsblaetter/lehrperson/LEHRPERSONENHILFEN_V3.docx
+++ b/arbeitsblaetter/lehrperson/LEHRPERSONENHILFEN_V3.docx
@@ -12,7 +12,7 @@
     </w:p>
     <w:p>
       <w:r>
-        <w:t>Die Pflichtfolge A1–A13 und alle bestehenden Pruefungen bleiben unveraendert. Die zwei Zusatzauftraege werden nicht in die Fleissnote aufgenommen.</w:t>
+        <w:t>Die Pflichtfolge A1–A13 und alle bestehenden Prüfungen bleiben unveraendert. Die zwei Zusatzauftraege werden nicht in die Fleissnote aufgenommen.</w:t>
       </w:r>
     </w:p>
     <w:p>
@@ -25,7 +25,7 @@
     </w:p>
     <w:p>
       <w:r>
-        <w:t>Vorbereitung: Speicherort IB zeigen. Demonstration: Dokument benennen, speichern, schliessen, wieder oeffnen. Typischer Fehler: Datei irgendwo in Downloads abgelegt. Formativ: Jedes Kind zeigt die gespeicherte Datei am korrekten Ort. Bei Bedarf spaeter erneut ueben.</w:t>
+        <w:t>Vorbereitung: Speicherort IB zeigen. Demonstration: Dokument benennen, speichern, schliessen, wieder oeffnen. Typischer Fehler: Datei irgendwo in Downloads abgelegt. Formativ: Jedes Kind zeigt die gespeicherte Datei am korrekten Ort. Bei Bedarf später erneut üben.</w:t>
       </w:r>
     </w:p>
     <w:p>
@@ -38,7 +38,7 @@
     </w:p>
     <w:p>
       <w:r>
-        <w:t>Nach der Hauptaufgabe kurz zeigen: Rechtsklick auf Bild → Alternativtext anzeigen/bearbeiten. Nur Bildinhalt und Zweck beschreiben, nicht 'Bild von'. Alternative: dekorative Bilder als dekorativ kennzeichnen. Keine Pflicht fuer A7 und keine neue Pruefungsanforderung.</w:t>
+        <w:t>Nach der Hauptaufgabe kurz zeigen: Rechtsklick auf Bild → Alternativtext anzeigen/bearbeiten. Nur Bildinhalt und Zweck beschreiben, nicht 'Bild von'. Alternative: dekorative Bilder als dekorativ kennzeichnen. Keine Pflicht für A7 und keine neue Prüfungsanforderung.</w:t>
       </w:r>
     </w:p>
     <w:p>
@@ -51,7 +51,7 @@
     </w:p>
     <w:p>
       <w:r>
-        <w:t>Vorbereitung: Aufgabenblatt und START_Schnupperlehrbrief.docx bereitstellen. Einstieg: Absender / Empfaenger / Datum / Betreff zeigen. 5 Min Demo, 25 Min gestalten, 10 Min PDF und Rueckkontrolle, 5 Min Reserve. Hilfen: markierte Positionen, Musterloesung nur fuer Lehrperson. Formativ: genau einseitige DOCX und PDF, gleiche Inhalte. Nicht an echte Firmen senden.</w:t>
+        <w:t>Vorbereitung: Aufgabenblatt und START_Schnupperlehrbrief.docx bereitstellen. Einstieg: Absender / Empfänger / Datum / Betreff zeigen. 5 Min Demo, 25 Min gestalten, 10 Min PDF und Rückkontrolle, 5 Min Reserve. Hilfen: markierte Positionen, Musterloesung nur für Lehrperson. Formativ: genau einseitige DOCX und PDF, gleiche Inhalte. Nicht an echte Firmen senden.</w:t>
       </w:r>
     </w:p>
     <w:p>
@@ -64,7 +64,7 @@
     </w:p>
     <w:p>
       <w:r>
-        <w:t>Vorbereitung: Aufgabenblatt und START_Links_und_Quellen.docx. 3 Min Demo Strg+K, 12 Min Links, 5 Min Quellenzeile, 5 Min Kontrolle. Technik: Internetzugriff auf zwei offizielle Seiten pruefen. Formativ: zwei echte Hyperlink-Ziele, lesbare Linktexte, Quellenzeile mit Zugriffsdatum.</w:t>
+        <w:t>Vorbereitung: Aufgabenblatt und START_Links_und_Quellen.docx. 3 Min Demo Strg+K, 12 Min Links, 5 Min Quellenzeile, 5 Min Kontrolle. Technik: Internetzugriff auf zwei offizielle Seiten prüfen. Formativ: zwei echte Hyperlink-Ziele, lesbare Linktexte, Quellenzeile mit Zugriffsdatum.</w:t>
       </w:r>
     </w:p>
     <w:p>
@@ -72,7 +72,7 @@
         <w:pStyle w:val="Heading2"/>
       </w:pPr>
       <w:r>
-        <w:t>A12/A13 &amp; Pruefungen</w:t>
+        <w:t>A12/A13 &amp; Prüfungen</w:t>
       </w:r>
     </w:p>
     <w:p>
@@ -93,7 +93,7 @@
         <w:pStyle w:val="ListBullet"/>
       </w:pPr>
       <w:r>
-        <w:t>Dateisicherheit: richtiger Speicherort und Dateiname; Datei laesst sich erneut finden.</w:t>
+        <w:t>Dateisicherheit: richtiger Speicherort und Dateiname; Datei lässt sich erneut finden.</w:t>
       </w:r>
     </w:p>
     <w:p>
@@ -133,7 +133,7 @@
         <w:pStyle w:val="ListBullet"/>
       </w:pPr>
       <w:r>
-        <w:t>Letztes Gate: auf den tatsaechlichen Schul-PCs in Word 365 pruefen. LibreOffice- oder CI-Build ist kein Ersatz.</w:t>
+        <w:t>Letztes Gate: auf den tatsaechlichen Schul-PCs in Word 365 prüfen. LibreOffice- oder CI-Build ist kein Ersatz.</w:t>
       </w:r>
     </w:p>
     <w:sectPr>

--- a/arbeitsblaetter/lehrperson/LEHRPERSONENHILFEN_V3.docx
+++ b/arbeitsblaetter/lehrperson/LEHRPERSONENHILFEN_V3.docx
@@ -7,12 +7,12 @@
         <w:pStyle w:val="Title"/>
       </w:pPr>
       <w:r>
-        <w:t>Word-Kurs: gezielte Ergaenzungen V3</w:t>
+        <w:t>Word-Kurs: gezielte Ergänzungen V3</w:t>
       </w:r>
     </w:p>
     <w:p>
       <w:r>
-        <w:t>Die Pflichtfolge A1–A13 und alle bestehenden Prüfungen bleiben unveraendert. Die zwei Zusatzauftraege werden nicht in die Fleissnote aufgenommen.</w:t>
+        <w:t>Die Pflichtfolge A1–A13 und alle bestehenden Prüfungen bleiben unverändert. Die zwei Zusatzaufträge werden nicht in die Fleissnote aufgenommen.</w:t>
       </w:r>
     </w:p>
     <w:p>
@@ -25,7 +25,7 @@
     </w:p>
     <w:p>
       <w:r>
-        <w:t>Vorbereitung: Speicherort IB zeigen. Demonstration: Dokument benennen, speichern, schliessen, wieder oeffnen. Typischer Fehler: Datei irgendwo in Downloads abgelegt. Formativ: Jedes Kind zeigt die gespeicherte Datei am korrekten Ort. Bei Bedarf später erneut üben.</w:t>
+        <w:t>Vorbereitung: Speicherort IB zeigen. Demonstration: Dokument benennen, speichern, schliessen, wieder öffnen. Typischer Fehler: Datei irgendwo in Downloads abgelegt. Formativ: Jedes Kind zeigt die gespeicherte Datei am korrekten Ort. Bei Bedarf später erneut üben.</w:t>
       </w:r>
     </w:p>
     <w:p>
@@ -51,7 +51,7 @@
     </w:p>
     <w:p>
       <w:r>
-        <w:t>Vorbereitung: Aufgabenblatt und START_Schnupperlehrbrief.docx bereitstellen. Einstieg: Absender / Empfänger / Datum / Betreff zeigen. 5 Min Demo, 25 Min gestalten, 10 Min PDF und Rückkontrolle, 5 Min Reserve. Hilfen: markierte Positionen, Musterloesung nur für Lehrperson. Formativ: genau einseitige DOCX und PDF, gleiche Inhalte. Nicht an echte Firmen senden.</w:t>
+        <w:t>Vorbereitung: Aufgabenblatt und START_Schnupperlehrbrief.docx bereitstellen. Einstieg: Absender / Empfänger / Datum / Betreff zeigen. 5 Min Demo, 25 Min gestalten, 10 Min PDF und Rückkontrolle, 5 Min Reserve. Hilfen: markierte Positionen, Musterlösung nur für Lehrperson. Formativ: genau einseitige DOCX und PDF, gleiche Inhalte. Nicht an echte Firmen senden.</w:t>
       </w:r>
     </w:p>
     <w:p>
@@ -77,7 +77,7 @@
     </w:p>
     <w:p>
       <w:r>
-        <w:t>A12/A13 bleiben im Hauptauftrag ohne neue Pflichtfunktion. Kein PDF oder Hyperlink wird im bestehenden 30-Punkte-Test unangekuendigt verlangt. Die Zusatzauftraege koennen nach dem Pflichtkurs oder als freiwillige Wahlaufgaben eingesetzt werden.</w:t>
+        <w:t>A12/A13 bleiben im Hauptauftrag ohne neue Pflichtfunktion. Kein PDF oder Hyperlink wird im bestehenden 30-Punkte-Test unangekuendigt verlangt. Die Zusatzaufträge können nach dem Pflichtkurs oder als freiwillige Wahlaufgaben eingesetzt werden.</w:t>
       </w:r>
     </w:p>
     <w:p>
@@ -101,7 +101,7 @@
         <w:pStyle w:val="ListBullet"/>
       </w:pPr>
       <w:r>
-        <w:t>Brief: Adressbloecke, Datum, Betreff, Abschnitte, Grussformel, 1 Seite, identische PDF-Kopie.</w:t>
+        <w:t>Brief: Adressblöcke, Datum, Betreff, Abschnitte, Grussformel, 1 Seite, identische PDF-Kopie.</w:t>
       </w:r>
     </w:p>
     <w:p>
@@ -109,7 +109,7 @@
         <w:pStyle w:val="ListBullet"/>
       </w:pPr>
       <w:r>
-        <w:t>Links: echte anklickbare Beziehungen (nicht nur blau gefaerbter Text).</w:t>
+        <w:t>Links: echte anklickbare Beziehungen (nicht nur blau gefärbter Text).</w:t>
       </w:r>
     </w:p>
     <w:p>
@@ -133,7 +133,7 @@
         <w:pStyle w:val="ListBullet"/>
       </w:pPr>
       <w:r>
-        <w:t>Letztes Gate: auf den tatsaechlichen Schul-PCs in Word 365 prüfen. LibreOffice- oder CI-Build ist kein Ersatz.</w:t>
+        <w:t>Letztes Gate: auf den tatsächlichen Schul-PCs in Word 365 prüfen. LibreOffice- oder CI-Build ist kein Ersatz.</w:t>
       </w:r>
     </w:p>
     <w:sectPr>

--- a/arbeitsblaetter/lehrperson/LEHRPERSONENHILFEN_V3.docx
+++ b/arbeitsblaetter/lehrperson/LEHRPERSONENHILFEN_V3.docx
@@ -7,7 +7,7 @@
         <w:pStyle w:val="Title"/>
       </w:pPr>
       <w:r>
-        <w:t>Word-Kurs: gezielte Ergänzungen V3</w:t>
+        <w:t>Word-Kurs · Ergänzungen V3</w:t>
       </w:r>
     </w:p>
     <w:p>

--- a/arbeitsblaetter/lehrperson/LEHRPERSONENHILFEN_V3.docx
+++ b/arbeitsblaetter/lehrperson/LEHRPERSONENHILFEN_V3.docx
@@ -12,7 +12,7 @@
     </w:p>
     <w:p>
       <w:r>
-        <w:t>Die Pflichtfolge A1–A13 und alle bestehenden Prüfungen bleiben unverändert. Die zwei Zusatzaufträge werden nicht in die Fleissnote aufgenommen.</w:t>
+        <w:t>Die Pflichtfolge A1–A13, der Übungstest, der Steckbrief und der benotete Word-Test bleiben unverändert. PLUS 1 und PLUS 2 sind freiwillig und geben keine Fleisspunkte.</w:t>
       </w:r>
     </w:p>
     <w:p>
@@ -20,12 +20,12 @@
         <w:pStyle w:val="Heading2"/>
       </w:pPr>
       <w:r>
-        <w:t>A1 · Dateisicherheit (Kurzroutine, 5–8 Min.)</w:t>
+        <w:t>A1 · Sicher speichern (5–8 Minuten)</w:t>
       </w:r>
     </w:p>
     <w:p>
       <w:r>
-        <w:t>Vorbereitung: Speicherort IB zeigen. Demonstration: Dokument benennen, speichern, schliessen, wieder öffnen. Typischer Fehler: Datei irgendwo in Downloads abgelegt. Formativ: Jedes Kind zeigt die gespeicherte Datei am korrekten Ort. Bei Bedarf später erneut üben.</w:t>
+        <w:t>VOR der Formatierung: Datei → Speichern unter → persönlicher Ordner IB; Namen vergeben. NACH der Bearbeitung: Strg + S, schliessen und aus IB erneut öffnen. Schwächere Lernende bekommen den Speicherort gezeigt und führen den Ablauf einmal vor; fortgeschrittene Lernende erledigen ihn selbst. Formative Evidenz: die fertige Datei lässt sich wiederfinden. Kein Abzug für zunächst falsches Speichern, wenn anschliessend korrigiert.</w:t>
       </w:r>
     </w:p>
     <w:p>
@@ -33,12 +33,12 @@
         <w:pStyle w:val="Heading2"/>
       </w:pPr>
       <w:r>
-        <w:t>A7 · Alternativtext (freiwillig, 5 Min.)</w:t>
+        <w:t>A7 · Bild: informativ oder dekorativ? (freiwillig, 5 Minuten)</w:t>
       </w:r>
     </w:p>
     <w:p>
       <w:r>
-        <w:t>Nach der Hauptaufgabe kurz zeigen: Rechtsklick auf Bild → Alternativtext anzeigen/bearbeiten. Nur Bildinhalt und Zweck beschreiben, nicht 'Bild von'. Alternative: dekorative Bilder als dekorativ kennzeichnen. Keine Pflicht für A7 und keine neue Prüfungsanforderung.</w:t>
+        <w:t>Erst das Bildlayout fertigstellen. Beim gezeichneten Schulhaus kann die Illustration im vorhandenen Text lediglich schmücken: dann «Als dekorativ kennzeichnen». Ein informatives Bild vermittelt relevante neue Inhalte: nur diese Information knapp als Alternativtext beschreiben. Die Unterscheidung ist Lernziel; das blosse Abschreiben einer Bildbeschreibung nicht. Word-Funktion vor Ort prüfen; kein Prüfungsstoff.</w:t>
       </w:r>
     </w:p>
     <w:p>
@@ -46,12 +46,12 @@
         <w:pStyle w:val="Heading2"/>
       </w:pPr>
       <w:r>
-        <w:t>PLUS 1 · Schnupperlehrbrief (ca. 45 Min.)</w:t>
+        <w:t>PLUS 1 · Schnupperlehrbrief und PDF (Richtwert 45 Minuten)</w:t>
       </w:r>
     </w:p>
     <w:p>
       <w:r>
-        <w:t>Vorbereitung: Aufgabenblatt und START_Schnupperlehrbrief.docx bereitstellen. Einstieg: Absender / Empfänger / Datum / Betreff zeigen. 5 Min Demo, 25 Min gestalten, 10 Min PDF und Rückkontrolle, 5 Min Reserve. Hilfen: markierte Positionen, Musterlösung nur für Lehrperson. Formativ: genau einseitige DOCX und PDF, gleiche Inhalte. Nicht an echte Firmen senden.</w:t>
+        <w:t>5 Minuten Briefschema erklären (Absender/Empfänger links, Datum rechts, Betreff/Anrede/Text/Gruss). 25 Minuten vorhandenen Rohtext ordnen, 10 Minuten Strg + S / PDF-Export / BEIDE Dateien öffnen, 5 Minuten Reserve. Unterlegen: START_Schnupperlehrbrief.docx und Aufgabenblatt. Schwächere Lernende orientieren sich an den Schema-Zeilen; andere arbeiten ohne weiteren Klickplan. Formativ: korrekte Bestandteile, eine Seite, identisches DOCX/PDF, Ordner IB. Die Musterlösung bleibt bei der Lehrperson; Übungsbrief nicht real versenden.</w:t>
       </w:r>
     </w:p>
     <w:p>
@@ -59,12 +59,12 @@
         <w:pStyle w:val="Heading2"/>
       </w:pPr>
       <w:r>
-        <w:t>PLUS 2 · Links und Quellen (ca. 20–25 Min.)</w:t>
+        <w:t>PLUS 2 · Hyperlinks, Aussage und Quellenbeleg (25–30 Minuten)</w:t>
       </w:r>
     </w:p>
     <w:p>
       <w:r>
-        <w:t>Vorbereitung: Aufgabenblatt und START_Links_und_Quellen.docx. 3 Min Demo Strg+K, 12 Min Links, 5 Min Quellenzeile, 5 Min Kontrolle. Technik: Internetzugriff auf zwei offizielle Seiten prüfen. Formativ: zwei echte Hyperlink-Ziele, lesbare Linktexte, Quellenzeile mit Zugriffsdatum.</w:t>
+        <w:t>Strg + K zum Einfügen eines Links; in Word einem Link normalerweise mit Strg + Klick folgen. Erster Link führt direkt zu «Lehre EFZ» bei berufsberatung.ch; dort unter «Dauer» die konkrete Information finden: EFZ-Lehre dauert drei oder vier Jahre. Diesen Fakt in einem eigenen Satz notieren und mit Anbieter, Titel, Seitenadresse und Zugriffsdatum belegen. Zweiter Link: SBB Fahrplan. Schwächere Lernende erhalten die Seite geöffnet; falls Schulfilter sperren, einen Ausdruck der Originalquelle zur Verfügung stellen. Ein festes Musterdatum darf nicht abgeschrieben werden: die Musterlösung enthält bewusst [Datum der Bearbeitung].</w:t>
       </w:r>
     </w:p>
     <w:p>
@@ -72,12 +72,12 @@
         <w:pStyle w:val="Heading2"/>
       </w:pPr>
       <w:r>
-        <w:t>A12/A13 &amp; Prüfungen</w:t>
+        <w:t>A12/A13 und benotete Leistungsnachweise</w:t>
       </w:r>
     </w:p>
     <w:p>
       <w:r>
-        <w:t>A12/A13 bleiben im Hauptauftrag ohne neue Pflichtfunktion. Kein PDF oder Hyperlink wird im bestehenden 30-Punkte-Test unangekuendigt verlangt. Die Zusatzaufträge können nach dem Pflichtkurs oder als freiwillige Wahlaufgaben eingesetzt werden.</w:t>
+        <w:t>Beide Pflichtblätter sowie alle drei bestehenden Noten unverändert lassen. PDF-Export, Alternativtext oder Linkwissen nicht überraschend als zusätzliche Prüfungskompetenz verlangen. Zuerst Pflichtauftrag, dann freiwillige PLUS-Aufgaben.</w:t>
       </w:r>
     </w:p>
     <w:p>
@@ -85,7 +85,7 @@
         <w:pStyle w:val="Heading2"/>
       </w:pPr>
       <w:r>
-        <w:t>Beobachtungskriterien</w:t>
+        <w:t>Kurzraster: formative Beobachtung</w:t>
       </w:r>
     </w:p>
     <w:p>
@@ -93,7 +93,7 @@
         <w:pStyle w:val="ListBullet"/>
       </w:pPr>
       <w:r>
-        <w:t>Dateisicherheit: richtiger Speicherort und Dateiname; Datei lässt sich erneut finden.</w:t>
+        <w:t>A1: vor Arbeitsbeginn speichern; nach Änderungen Strg + S; Datei im korrekten Ordner erneut öffnen.</w:t>
       </w:r>
     </w:p>
     <w:p>
@@ -101,7 +101,7 @@
         <w:pStyle w:val="ListBullet"/>
       </w:pPr>
       <w:r>
-        <w:t>Brief: Adressblöcke, Datum, Betreff, Abschnitte, Grussformel, 1 Seite, identische PDF-Kopie.</w:t>
+        <w:t>A7: dekorativ vs. informativ begründet entscheiden, ohne die Bildlayout-Hauptaufgabe zu verändern.</w:t>
       </w:r>
     </w:p>
     <w:p>
@@ -109,7 +109,7 @@
         <w:pStyle w:val="ListBullet"/>
       </w:pPr>
       <w:r>
-        <w:t>Links: echte anklickbare Beziehungen (nicht nur blau gefärbter Text).</w:t>
+        <w:t>PLUS 1: Briefschema, gespeicherte End-DOCX, geöffnete PDF und visuelle Übereinstimmung.</w:t>
       </w:r>
     </w:p>
     <w:p>
@@ -117,7 +117,7 @@
         <w:pStyle w:val="ListBullet"/>
       </w:pPr>
       <w:r>
-        <w:t>Quellen: Urheber / Anbieter, Seitenthema, Adresse und Zugriffstag.</w:t>
+        <w:t>PLUS 2: zwei echte Hyperlinks, korrekte Dauer-Aussage, passende Quelle, aktuelles Datum.</w:t>
       </w:r>
     </w:p>
     <w:p>
@@ -125,7 +125,7 @@
         <w:pStyle w:val="ListBullet"/>
       </w:pPr>
       <w:r>
-        <w:t>Bei Problemen zuerst technische Bedienung vormachen; nicht zugleich Textproduktion und neue Word-Funktionen fordern.</w:t>
+        <w:t>Bei Schwierigkeiten: Bedienung sichtbar vormachen; keine versteckten Zusatzanforderungen aufbauen.</w:t>
       </w:r>
     </w:p>
     <w:p>
@@ -133,7 +133,7 @@
         <w:pStyle w:val="ListBullet"/>
       </w:pPr>
       <w:r>
-        <w:t>Letztes Gate: auf den tatsächlichen Schul-PCs in Word 365 prüfen. LibreOffice- oder CI-Build ist kein Ersatz.</w:t>
+        <w:t>Extern offen: Microsoft Word 365 auf Schul-PCs und echter Schülerdurchlauf samt Zeitmessung.</w:t>
       </w:r>
     </w:p>
     <w:sectPr>

--- a/arbeitsblaetter/lehrperson/LEHRPERSONENHILFEN_V3.docx
+++ b/arbeitsblaetter/lehrperson/LEHRPERSONENHILFEN_V3.docx
@@ -4,146 +4,883 @@
   <w:body>
     <w:p>
       <w:pPr>
-        <w:pStyle w:val="Title"/>
+        <w:spacing w:before="0" w:after="40"/>
       </w:pPr>
       <w:r>
-        <w:t>Word-Kurs · Ergänzungen V3</w:t>
-      </w:r>
-    </w:p>
-    <w:p>
-      <w:r>
-        <w:t>Die Pflichtfolge A1–A13, der Übungstest, der Steckbrief und der benotete Word-Test bleiben unverändert. PLUS 1 und PLUS 2 sind freiwillig und geben keine Fleisspunkte.</w:t>
+        <w:rPr>
+          <w:rFonts w:ascii="Arial" w:hAnsi="Arial" w:eastAsia="Arial"/>
+          <w:b/>
+          <w:color w:val="1D6765"/>
+          <w:sz w:val="20"/>
+        </w:rPr>
+        <w:t>LP V3  ·  LEHRPERSONENMATERIAL</w:t>
       </w:r>
     </w:p>
     <w:p>
       <w:pPr>
-        <w:pStyle w:val="Heading2"/>
+        <w:spacing w:before="0" w:after="60"/>
       </w:pPr>
       <w:r>
-        <w:t>A1 · Sicher speichern (5–8 Minuten)</w:t>
-      </w:r>
-    </w:p>
-    <w:p>
-      <w:r>
-        <w:t>VOR der Formatierung: Datei → Speichern unter → persönlicher Ordner IB; Namen vergeben. NACH der Bearbeitung: Strg + S, schliessen und aus IB erneut öffnen. Schwächere Lernende bekommen den Speicherort gezeigt und führen den Ablauf einmal vor; fortgeschrittene Lernende erledigen ihn selbst. Formative Evidenz: die fertige Datei lässt sich wiederfinden. Kein Abzug für zunächst falsches Speichern, wenn anschliessend korrigiert.</w:t>
+        <w:rPr>
+          <w:rFonts w:ascii="Arial" w:hAnsi="Arial" w:eastAsia="Arial"/>
+          <w:b/>
+          <w:color w:val="17324D"/>
+          <w:sz w:val="54"/>
+        </w:rPr>
+        <w:t>Unterrichtshinweise</w:t>
       </w:r>
     </w:p>
     <w:p>
       <w:pPr>
-        <w:pStyle w:val="Heading2"/>
+        <w:spacing w:before="0" w:after="100"/>
       </w:pPr>
       <w:r>
-        <w:t>A7 · Bild: informativ oder dekorativ? (freiwillig, 5 Minuten)</w:t>
+        <w:rPr>
+          <w:rFonts w:ascii="Arial" w:hAnsi="Arial" w:eastAsia="Arial"/>
+          <w:color w:val="667684"/>
+          <w:sz w:val="21"/>
+        </w:rPr>
+        <w:t>Die Ergänzungen zu A1, A7 und den freiwilligen PLUS-Aufträgen.</w:t>
       </w:r>
     </w:p>
-    <w:p>
-      <w:r>
-        <w:t>Erst das Bildlayout fertigstellen. Beim gezeichneten Schulhaus kann die Illustration im vorhandenen Text lediglich schmücken: dann «Als dekorativ kennzeichnen». Ein informatives Bild vermittelt relevante neue Inhalte: nur diese Information knapp als Alternativtext beschreiben. Die Unterscheidung ist Lernziel; das blosse Abschreiben einer Bildbeschreibung nicht. Word-Funktion vor Ort prüfen; kein Prüfungsstoff.</w:t>
-      </w:r>
-    </w:p>
-    <w:p>
-      <w:pPr>
-        <w:pStyle w:val="Heading2"/>
-      </w:pPr>
-      <w:r>
-        <w:t>PLUS 1 · Schnupperlehrbrief und PDF (Richtwert 45 Minuten)</w:t>
-      </w:r>
-    </w:p>
-    <w:p>
-      <w:r>
-        <w:t>5 Minuten Briefschema erklären (Absender/Empfänger links, Datum rechts, Betreff/Anrede/Text/Gruss). 25 Minuten vorhandenen Rohtext ordnen, 10 Minuten Strg + S / PDF-Export / BEIDE Dateien öffnen, 5 Minuten Reserve. Unterlegen: START_Schnupperlehrbrief.docx und Aufgabenblatt. Schwächere Lernende orientieren sich an den Schema-Zeilen; andere arbeiten ohne weiteren Klickplan. Formativ: korrekte Bestandteile, eine Seite, identisches DOCX/PDF, Ordner IB. Die Musterlösung bleibt bei der Lehrperson; Übungsbrief nicht real versenden.</w:t>
-      </w:r>
-    </w:p>
-    <w:p>
-      <w:pPr>
-        <w:pStyle w:val="Heading2"/>
-      </w:pPr>
-      <w:r>
-        <w:t>PLUS 2 · Hyperlinks, Aussage und Quellenbeleg (25–30 Minuten)</w:t>
-      </w:r>
-    </w:p>
-    <w:p>
-      <w:r>
-        <w:t>Strg + K zum Einfügen eines Links; in Word einem Link normalerweise mit Strg + Klick folgen. Erster Link führt direkt zu «Lehre EFZ» bei berufsberatung.ch; dort unter «Dauer» die konkrete Information finden: EFZ-Lehre dauert drei oder vier Jahre. Diesen Fakt in einem eigenen Satz notieren und mit Anbieter, Titel, Seitenadresse und Zugriffsdatum belegen. Zweiter Link: SBB Fahrplan. Schwächere Lernende erhalten die Seite geöffnet; falls Schulfilter sperren, einen Ausdruck der Originalquelle zur Verfügung stellen. Ein festes Musterdatum darf nicht abgeschrieben werden: die Musterlösung enthält bewusst [Datum der Bearbeitung].</w:t>
-      </w:r>
-    </w:p>
-    <w:p>
-      <w:pPr>
-        <w:pStyle w:val="Heading2"/>
-      </w:pPr>
-      <w:r>
-        <w:t>A12/A13 und benotete Leistungsnachweise</w:t>
-      </w:r>
-    </w:p>
-    <w:p>
-      <w:r>
-        <w:t>Beide Pflichtblätter sowie alle drei bestehenden Noten unverändert lassen. PDF-Export, Alternativtext oder Linkwissen nicht überraschend als zusätzliche Prüfungskompetenz verlangen. Zuerst Pflichtauftrag, dann freiwillige PLUS-Aufgaben.</w:t>
-      </w:r>
-    </w:p>
-    <w:p>
-      <w:pPr>
-        <w:pStyle w:val="Heading2"/>
-      </w:pPr>
-      <w:r>
-        <w:t>Kurzraster: formative Beobachtung</w:t>
-      </w:r>
-    </w:p>
-    <w:p>
-      <w:pPr>
-        <w:pStyle w:val="ListBullet"/>
-      </w:pPr>
-      <w:r>
-        <w:t>A1: vor Arbeitsbeginn speichern; nach Änderungen Strg + S; Datei im korrekten Ordner erneut öffnen.</w:t>
-      </w:r>
-    </w:p>
-    <w:p>
-      <w:pPr>
-        <w:pStyle w:val="ListBullet"/>
-      </w:pPr>
-      <w:r>
-        <w:t>A7: dekorativ vs. informativ begründet entscheiden, ohne die Bildlayout-Hauptaufgabe zu verändern.</w:t>
-      </w:r>
-    </w:p>
-    <w:p>
-      <w:pPr>
-        <w:pStyle w:val="ListBullet"/>
-      </w:pPr>
-      <w:r>
-        <w:t>PLUS 1: Briefschema, gespeicherte End-DOCX, geöffnete PDF und visuelle Übereinstimmung.</w:t>
-      </w:r>
-    </w:p>
-    <w:p>
-      <w:pPr>
-        <w:pStyle w:val="ListBullet"/>
-      </w:pPr>
-      <w:r>
-        <w:t>PLUS 2: zwei echte Hyperlinks, korrekte Dauer-Aussage, passende Quelle, aktuelles Datum.</w:t>
-      </w:r>
-    </w:p>
-    <w:p>
-      <w:pPr>
-        <w:pStyle w:val="ListBullet"/>
-      </w:pPr>
-      <w:r>
-        <w:t>Bei Schwierigkeiten: Bedienung sichtbar vormachen; keine versteckten Zusatzanforderungen aufbauen.</w:t>
-      </w:r>
-    </w:p>
-    <w:p>
-      <w:pPr>
-        <w:pStyle w:val="ListBullet"/>
-      </w:pPr>
-      <w:r>
-        <w:t>Extern offen: Microsoft Word 365 auf Schul-PCs und echter Schülerdurchlauf samt Zeitmessung.</w:t>
-      </w:r>
-    </w:p>
+    <w:tbl>
+      <w:tblPr>
+        <w:tblW w:type="auto" w:w="0"/>
+        <w:tblLayout w:type="fixed"/>
+        <w:tblLook w:firstColumn="1" w:firstRow="1" w:lastColumn="0" w:lastRow="0" w:noHBand="0" w:noVBand="1" w:val="04A0"/>
+      </w:tblPr>
+      <w:tblGrid>
+        <w:gridCol w:w="1828"/>
+        <w:gridCol w:w="8003"/>
+      </w:tblGrid>
+      <w:tr>
+        <w:tc>
+          <w:tcPr>
+            <w:tcW w:type="dxa" w:w="1828"/>
+            <w:vAlign w:val="center"/>
+            <w:tcMar>
+              <w:top w:w="75" w:type="dxa"/>
+              <w:start w:w="130" w:type="dxa"/>
+              <w:bottom w:w="75" w:type="dxa"/>
+              <w:end w:w="130" w:type="dxa"/>
+            </w:tcMar>
+            <w:shd w:fill="17324D"/>
+          </w:tcPr>
+          <w:p>
+            <w:pPr>
+              <w:spacing w:after="0"/>
+              <w:jc w:val="center"/>
+            </w:pPr>
+            <w:r>
+              <w:rPr>
+                <w:rFonts w:ascii="Arial" w:hAnsi="Arial" w:eastAsia="Arial"/>
+                <w:b/>
+                <w:color w:val="FFFFFF"/>
+                <w:sz w:val="18"/>
+              </w:rPr>
+              <w:t>LERNZIEL</w:t>
+            </w:r>
+          </w:p>
+        </w:tc>
+        <w:tc>
+          <w:tcPr>
+            <w:tcW w:type="dxa" w:w="8003"/>
+            <w:vAlign w:val="center"/>
+            <w:tcMar>
+              <w:top w:w="75" w:type="dxa"/>
+              <w:start w:w="190" w:type="dxa"/>
+              <w:bottom w:w="75" w:type="dxa"/>
+              <w:end w:w="190" w:type="dxa"/>
+            </w:tcMar>
+            <w:shd w:fill="F3F6F7"/>
+          </w:tcPr>
+          <w:p>
+            <w:r>
+              <w:rPr>
+                <w:rFonts w:ascii="Arial" w:hAnsi="Arial" w:eastAsia="Arial"/>
+                <w:b/>
+                <w:color w:val="17324D"/>
+                <w:sz w:val="25"/>
+              </w:rPr>
+              <w:t>ÜBERBLICK</w:t>
+            </w:r>
+          </w:p>
+          <w:p>
+            <w:pPr>
+              <w:spacing w:before="0" w:after="0" w:line="240" w:lineRule="auto"/>
+            </w:pPr>
+            <w:r>
+              <w:rPr>
+                <w:rFonts w:ascii="Arial" w:hAnsi="Arial" w:eastAsia="Arial"/>
+                <w:b w:val="0"/>
+                <w:i w:val="0"/>
+                <w:color w:val="172A3A"/>
+                <w:sz w:val="19"/>
+              </w:rPr>
+              <w:t>Die Pflichtfolge A1–A13 und alle drei bestehenden Noten bleiben unverändert. PLUS 1 und PLUS 2 sind freiwillig und geben keine Fleisspunkte.</w:t>
+            </w:r>
+          </w:p>
+        </w:tc>
+      </w:tr>
+    </w:tbl>
+    <w:tbl>
+      <w:tblPr>
+        <w:tblW w:type="auto" w:w="0"/>
+        <w:tblLayout w:type="fixed"/>
+        <w:tblLook w:firstColumn="1" w:firstRow="1" w:lastColumn="0" w:lastRow="0" w:noHBand="0" w:noVBand="1" w:val="04A0"/>
+      </w:tblPr>
+      <w:tblGrid>
+        <w:gridCol w:w="1828"/>
+        <w:gridCol w:w="8003"/>
+      </w:tblGrid>
+      <w:tr>
+        <w:tc>
+          <w:tcPr>
+            <w:tcW w:type="dxa" w:w="1828"/>
+            <w:vAlign w:val="center"/>
+            <w:tcMar>
+              <w:top w:w="75" w:type="dxa"/>
+              <w:start w:w="130" w:type="dxa"/>
+              <w:bottom w:w="75" w:type="dxa"/>
+              <w:end w:w="130" w:type="dxa"/>
+            </w:tcMar>
+            <w:shd w:fill="237B78"/>
+          </w:tcPr>
+          <w:p>
+            <w:pPr>
+              <w:spacing w:after="0"/>
+              <w:jc w:val="center"/>
+            </w:pPr>
+            <w:r>
+              <w:rPr>
+                <w:rFonts w:ascii="Arial" w:hAnsi="Arial" w:eastAsia="Arial"/>
+                <w:b/>
+                <w:color w:val="FFFFFF"/>
+                <w:sz w:val="20"/>
+              </w:rPr>
+              <w:t>A1</w:t>
+            </w:r>
+            <w:r>
+              <w:br/>
+            </w:r>
+            <w:r>
+              <w:rPr>
+                <w:rFonts w:ascii="Arial" w:hAnsi="Arial" w:eastAsia="Arial"/>
+                <w:b/>
+                <w:color w:val="FFFFFF"/>
+                <w:sz w:val="16"/>
+              </w:rPr>
+              <w:t>Sicher speichern (5–8 Minuten)</w:t>
+            </w:r>
+          </w:p>
+        </w:tc>
+        <w:tc>
+          <w:tcPr>
+            <w:tcW w:type="dxa" w:w="8003"/>
+            <w:vAlign w:val="center"/>
+            <w:tcMar>
+              <w:top w:w="75" w:type="dxa"/>
+              <w:start w:w="190" w:type="dxa"/>
+              <w:bottom w:w="75" w:type="dxa"/>
+              <w:end w:w="190" w:type="dxa"/>
+            </w:tcMar>
+            <w:shd w:fill="FFFFFF"/>
+          </w:tcPr>
+          <w:p>
+            <w:pPr>
+              <w:spacing w:line="259" w:lineRule="auto" w:after="20"/>
+            </w:pPr>
+            <w:r>
+              <w:rPr>
+                <w:rFonts w:ascii="Arial" w:hAnsi="Arial" w:eastAsia="Arial"/>
+                <w:b w:val="0"/>
+                <w:i w:val="0"/>
+                <w:color w:val="172A3A"/>
+                <w:sz w:val="18"/>
+              </w:rPr>
+              <w:t>VOR der Formatierung: Datei → Speichern unter → persönlicher Ordner IB; Namen vergeben. NACH der Bearbeitung: Strg + S, schliessen und aus IB erneut öffnen. Schwächere Lernende bekommen den Speicherort gezeigt und führen den Ablauf einmal vor; fortgeschrittene Lernende erledigen ihn selbst. Formative Evidenz: die fertige Datei lässt sich wiederfinden. Kein Abzug für zunächst falsches Speichern, wenn anschliessend korrigiert.</w:t>
+            </w:r>
+          </w:p>
+        </w:tc>
+      </w:tr>
+    </w:tbl>
+    <w:tbl>
+      <w:tblPr>
+        <w:tblW w:type="auto" w:w="0"/>
+        <w:tblLayout w:type="fixed"/>
+        <w:tblLook w:firstColumn="1" w:firstRow="1" w:lastColumn="0" w:lastRow="0" w:noHBand="0" w:noVBand="1" w:val="04A0"/>
+      </w:tblPr>
+      <w:tblGrid>
+        <w:gridCol w:w="1828"/>
+        <w:gridCol w:w="8003"/>
+      </w:tblGrid>
+      <w:tr>
+        <w:tc>
+          <w:tcPr>
+            <w:tcW w:type="dxa" w:w="1828"/>
+            <w:vAlign w:val="center"/>
+            <w:tcMar>
+              <w:top w:w="75" w:type="dxa"/>
+              <w:start w:w="130" w:type="dxa"/>
+              <w:bottom w:w="75" w:type="dxa"/>
+              <w:end w:w="130" w:type="dxa"/>
+            </w:tcMar>
+            <w:shd w:fill="237B78"/>
+          </w:tcPr>
+          <w:p>
+            <w:pPr>
+              <w:spacing w:after="0"/>
+              <w:jc w:val="center"/>
+            </w:pPr>
+            <w:r>
+              <w:rPr>
+                <w:rFonts w:ascii="Arial" w:hAnsi="Arial" w:eastAsia="Arial"/>
+                <w:b/>
+                <w:color w:val="FFFFFF"/>
+                <w:sz w:val="20"/>
+              </w:rPr>
+              <w:t>A7</w:t>
+            </w:r>
+            <w:r>
+              <w:br/>
+            </w:r>
+            <w:r>
+              <w:rPr>
+                <w:rFonts w:ascii="Arial" w:hAnsi="Arial" w:eastAsia="Arial"/>
+                <w:b/>
+                <w:color w:val="FFFFFF"/>
+                <w:sz w:val="16"/>
+              </w:rPr>
+              <w:t>Bild: informativ oder dekorativ? (freiwillig, 5 Minuten)</w:t>
+            </w:r>
+          </w:p>
+        </w:tc>
+        <w:tc>
+          <w:tcPr>
+            <w:tcW w:type="dxa" w:w="8003"/>
+            <w:vAlign w:val="center"/>
+            <w:tcMar>
+              <w:top w:w="75" w:type="dxa"/>
+              <w:start w:w="190" w:type="dxa"/>
+              <w:bottom w:w="75" w:type="dxa"/>
+              <w:end w:w="190" w:type="dxa"/>
+            </w:tcMar>
+            <w:shd w:fill="FFFFFF"/>
+          </w:tcPr>
+          <w:p>
+            <w:pPr>
+              <w:spacing w:line="259" w:lineRule="auto" w:after="20"/>
+            </w:pPr>
+            <w:r>
+              <w:rPr>
+                <w:rFonts w:ascii="Arial" w:hAnsi="Arial" w:eastAsia="Arial"/>
+                <w:b w:val="0"/>
+                <w:i w:val="0"/>
+                <w:color w:val="172A3A"/>
+                <w:sz w:val="18"/>
+              </w:rPr>
+              <w:t>Erst das Bildlayout fertigstellen. Beim gezeichneten Schulhaus kann die Illustration im vorhandenen Text lediglich schmücken: dann «Als dekorativ kennzeichnen». Ein informatives Bild vermittelt relevante neue Inhalte: nur diese Information knapp als Alternativtext beschreiben. Die Unterscheidung ist Lernziel; das blosse Abschreiben einer Bildbeschreibung nicht. Word-Funktion vor Ort prüfen; kein Prüfungsstoff.</w:t>
+            </w:r>
+          </w:p>
+        </w:tc>
+      </w:tr>
+    </w:tbl>
+    <w:tbl>
+      <w:tblPr>
+        <w:tblW w:type="auto" w:w="0"/>
+        <w:tblLayout w:type="fixed"/>
+        <w:tblLook w:firstColumn="1" w:firstRow="1" w:lastColumn="0" w:lastRow="0" w:noHBand="0" w:noVBand="1" w:val="04A0"/>
+      </w:tblPr>
+      <w:tblGrid>
+        <w:gridCol w:w="1828"/>
+        <w:gridCol w:w="8003"/>
+      </w:tblGrid>
+      <w:tr>
+        <w:tc>
+          <w:tcPr>
+            <w:tcW w:type="dxa" w:w="1828"/>
+            <w:vAlign w:val="center"/>
+            <w:tcMar>
+              <w:top w:w="75" w:type="dxa"/>
+              <w:start w:w="130" w:type="dxa"/>
+              <w:bottom w:w="75" w:type="dxa"/>
+              <w:end w:w="130" w:type="dxa"/>
+            </w:tcMar>
+            <w:shd w:fill="237B78"/>
+          </w:tcPr>
+          <w:p>
+            <w:pPr>
+              <w:spacing w:after="0"/>
+              <w:jc w:val="center"/>
+            </w:pPr>
+            <w:r>
+              <w:rPr>
+                <w:rFonts w:ascii="Arial" w:hAnsi="Arial" w:eastAsia="Arial"/>
+                <w:b/>
+                <w:color w:val="FFFFFF"/>
+                <w:sz w:val="20"/>
+              </w:rPr>
+              <w:t>PLUS 1</w:t>
+            </w:r>
+            <w:r>
+              <w:br/>
+            </w:r>
+            <w:r>
+              <w:rPr>
+                <w:rFonts w:ascii="Arial" w:hAnsi="Arial" w:eastAsia="Arial"/>
+                <w:b/>
+                <w:color w:val="FFFFFF"/>
+                <w:sz w:val="16"/>
+              </w:rPr>
+              <w:t>Schnupperlehrbrief und PDF (Richtwert 45 Minuten)</w:t>
+            </w:r>
+          </w:p>
+        </w:tc>
+        <w:tc>
+          <w:tcPr>
+            <w:tcW w:type="dxa" w:w="8003"/>
+            <w:vAlign w:val="center"/>
+            <w:tcMar>
+              <w:top w:w="75" w:type="dxa"/>
+              <w:start w:w="190" w:type="dxa"/>
+              <w:bottom w:w="75" w:type="dxa"/>
+              <w:end w:w="190" w:type="dxa"/>
+            </w:tcMar>
+            <w:shd w:fill="FFFFFF"/>
+          </w:tcPr>
+          <w:p>
+            <w:pPr>
+              <w:spacing w:line="259" w:lineRule="auto" w:after="20"/>
+            </w:pPr>
+            <w:r>
+              <w:rPr>
+                <w:rFonts w:ascii="Arial" w:hAnsi="Arial" w:eastAsia="Arial"/>
+                <w:b w:val="0"/>
+                <w:i w:val="0"/>
+                <w:color w:val="172A3A"/>
+                <w:sz w:val="18"/>
+              </w:rPr>
+              <w:t>5 Minuten Briefschema erklären (Absender/Empfänger links, Datum rechts, Betreff/Anrede/Text/Gruss). 25 Minuten vorhandenen Rohtext ordnen, 10 Minuten Strg + S / PDF-Export / BEIDE Dateien öffnen, 5 Minuten Reserve. Unterlegen: START_Schnupperlehrbrief.docx und Aufgabenblatt. Schwächere Lernende orientieren sich an den Schema-Zeilen; andere arbeiten ohne weiteren Klickplan. Formativ: korrekte Bestandteile, eine Seite, identisches DOCX/PDF, Ordner IB. Die Musterlösung bleibt bei der Lehrperson; Übungsbrief nicht real versenden.</w:t>
+            </w:r>
+          </w:p>
+        </w:tc>
+      </w:tr>
+    </w:tbl>
+    <w:tbl>
+      <w:tblPr>
+        <w:tblW w:type="auto" w:w="0"/>
+        <w:tblLayout w:type="fixed"/>
+        <w:tblLook w:firstColumn="1" w:firstRow="1" w:lastColumn="0" w:lastRow="0" w:noHBand="0" w:noVBand="1" w:val="04A0"/>
+      </w:tblPr>
+      <w:tblGrid>
+        <w:gridCol w:w="1828"/>
+        <w:gridCol w:w="8003"/>
+      </w:tblGrid>
+      <w:tr>
+        <w:tc>
+          <w:tcPr>
+            <w:tcW w:type="dxa" w:w="1828"/>
+            <w:vAlign w:val="center"/>
+            <w:tcMar>
+              <w:top w:w="75" w:type="dxa"/>
+              <w:start w:w="130" w:type="dxa"/>
+              <w:bottom w:w="75" w:type="dxa"/>
+              <w:end w:w="130" w:type="dxa"/>
+            </w:tcMar>
+            <w:shd w:fill="237B78"/>
+          </w:tcPr>
+          <w:p>
+            <w:pPr>
+              <w:spacing w:after="0"/>
+              <w:jc w:val="center"/>
+            </w:pPr>
+            <w:r>
+              <w:rPr>
+                <w:rFonts w:ascii="Arial" w:hAnsi="Arial" w:eastAsia="Arial"/>
+                <w:b/>
+                <w:color w:val="FFFFFF"/>
+                <w:sz w:val="20"/>
+              </w:rPr>
+              <w:t>PLUS 2</w:t>
+            </w:r>
+            <w:r>
+              <w:br/>
+            </w:r>
+            <w:r>
+              <w:rPr>
+                <w:rFonts w:ascii="Arial" w:hAnsi="Arial" w:eastAsia="Arial"/>
+                <w:b/>
+                <w:color w:val="FFFFFF"/>
+                <w:sz w:val="16"/>
+              </w:rPr>
+              <w:t>Hyperlinks, Aussage und Quellenbeleg (25–30 Minuten)</w:t>
+            </w:r>
+          </w:p>
+        </w:tc>
+        <w:tc>
+          <w:tcPr>
+            <w:tcW w:type="dxa" w:w="8003"/>
+            <w:vAlign w:val="center"/>
+            <w:tcMar>
+              <w:top w:w="75" w:type="dxa"/>
+              <w:start w:w="190" w:type="dxa"/>
+              <w:bottom w:w="75" w:type="dxa"/>
+              <w:end w:w="190" w:type="dxa"/>
+            </w:tcMar>
+            <w:shd w:fill="FFFFFF"/>
+          </w:tcPr>
+          <w:p>
+            <w:pPr>
+              <w:spacing w:line="259" w:lineRule="auto" w:after="20"/>
+            </w:pPr>
+            <w:r>
+              <w:rPr>
+                <w:rFonts w:ascii="Arial" w:hAnsi="Arial" w:eastAsia="Arial"/>
+                <w:b w:val="0"/>
+                <w:i w:val="0"/>
+                <w:color w:val="172A3A"/>
+                <w:sz w:val="18"/>
+              </w:rPr>
+              <w:t>Strg + K zum Einfügen eines Links; in Word einem Link normalerweise mit Strg + Klick folgen. Erster Link führt direkt zu «Lehre EFZ» bei berufsberatung.ch; dort unter «Dauer» die konkrete Information finden: EFZ-Lehre dauert drei oder vier Jahre. Diesen Fakt in einem eigenen Satz notieren und mit Anbieter, Titel, Seitenadresse und Zugriffsdatum belegen. Zweiter Link: SBB Fahrplan. Schwächere Lernende erhalten die Seite geöffnet; falls Schulfilter sperren, einen Ausdruck der Originalquelle zur Verfügung stellen. Ein festes Musterdatum darf nicht abgeschrieben werden: die Musterlösung enthält bewusst [Datum der Bearbeitung].</w:t>
+            </w:r>
+          </w:p>
+        </w:tc>
+      </w:tr>
+    </w:tbl>
+    <w:tbl>
+      <w:tblPr>
+        <w:tblW w:type="auto" w:w="0"/>
+        <w:tblLayout w:type="fixed"/>
+        <w:tblLook w:firstColumn="1" w:firstRow="1" w:lastColumn="0" w:lastRow="0" w:noHBand="0" w:noVBand="1" w:val="04A0"/>
+      </w:tblPr>
+      <w:tblGrid>
+        <w:gridCol w:w="1828"/>
+        <w:gridCol w:w="8003"/>
+      </w:tblGrid>
+      <w:tr>
+        <w:tc>
+          <w:tcPr>
+            <w:tcW w:type="dxa" w:w="1828"/>
+            <w:vAlign w:val="center"/>
+            <w:tcMar>
+              <w:top w:w="75" w:type="dxa"/>
+              <w:start w:w="130" w:type="dxa"/>
+              <w:bottom w:w="75" w:type="dxa"/>
+              <w:end w:w="130" w:type="dxa"/>
+            </w:tcMar>
+            <w:shd w:fill="237B78"/>
+          </w:tcPr>
+          <w:p>
+            <w:pPr>
+              <w:spacing w:after="0"/>
+              <w:jc w:val="center"/>
+            </w:pPr>
+            <w:r>
+              <w:rPr>
+                <w:rFonts w:ascii="Arial" w:hAnsi="Arial" w:eastAsia="Arial"/>
+                <w:b/>
+                <w:color w:val="FFFFFF"/>
+                <w:sz w:val="20"/>
+              </w:rPr>
+              <w:t>A12/A13</w:t>
+            </w:r>
+            <w:r>
+              <w:br/>
+            </w:r>
+            <w:r>
+              <w:rPr>
+                <w:rFonts w:ascii="Arial" w:hAnsi="Arial" w:eastAsia="Arial"/>
+                <w:b/>
+                <w:color w:val="FFFFFF"/>
+                <w:sz w:val="16"/>
+              </w:rPr>
+              <w:t>Leistungsnachweise</w:t>
+            </w:r>
+          </w:p>
+        </w:tc>
+        <w:tc>
+          <w:tcPr>
+            <w:tcW w:type="dxa" w:w="8003"/>
+            <w:vAlign w:val="center"/>
+            <w:tcMar>
+              <w:top w:w="75" w:type="dxa"/>
+              <w:start w:w="190" w:type="dxa"/>
+              <w:bottom w:w="75" w:type="dxa"/>
+              <w:end w:w="190" w:type="dxa"/>
+            </w:tcMar>
+            <w:shd w:fill="FFFFFF"/>
+          </w:tcPr>
+          <w:p>
+            <w:pPr>
+              <w:spacing w:line="259" w:lineRule="auto" w:after="20"/>
+            </w:pPr>
+            <w:r>
+              <w:rPr>
+                <w:rFonts w:ascii="Arial" w:hAnsi="Arial" w:eastAsia="Arial"/>
+                <w:b w:val="0"/>
+                <w:i w:val="0"/>
+                <w:color w:val="172A3A"/>
+                <w:sz w:val="18"/>
+              </w:rPr>
+              <w:t>Beide Pflichtblätter sowie alle drei bestehenden Noten unverändert lassen. PDF-Export, Alternativtext oder Linkwissen nicht überraschend als zusätzliche Prüfungskompetenz verlangen. Zuerst Pflichtauftrag, dann freiwillige PLUS-Aufgaben.</w:t>
+            </w:r>
+          </w:p>
+        </w:tc>
+      </w:tr>
+    </w:tbl>
+    <w:tbl>
+      <w:tblPr>
+        <w:tblW w:type="auto" w:w="0"/>
+        <w:tblLayout w:type="fixed"/>
+        <w:tblLook w:firstColumn="1" w:firstRow="1" w:lastColumn="0" w:lastRow="0" w:noHBand="0" w:noVBand="1" w:val="04A0"/>
+      </w:tblPr>
+      <w:tblGrid>
+        <w:gridCol w:w="1828"/>
+        <w:gridCol w:w="8003"/>
+      </w:tblGrid>
+      <w:tr>
+        <w:tc>
+          <w:tcPr>
+            <w:tcW w:type="dxa" w:w="1828"/>
+            <w:vAlign w:val="center"/>
+            <w:tcMar>
+              <w:top w:w="75" w:type="dxa"/>
+              <w:start w:w="130" w:type="dxa"/>
+              <w:bottom w:w="75" w:type="dxa"/>
+              <w:end w:w="130" w:type="dxa"/>
+            </w:tcMar>
+            <w:shd w:fill="EAF4F3"/>
+          </w:tcPr>
+          <w:p>
+            <w:pPr>
+              <w:spacing w:after="0"/>
+              <w:jc w:val="center"/>
+            </w:pPr>
+            <w:r>
+              <w:rPr>
+                <w:rFonts w:ascii="Arial" w:hAnsi="Arial" w:eastAsia="Arial"/>
+                <w:b/>
+                <w:color w:val="1D6765"/>
+                <w:sz w:val="22"/>
+              </w:rPr>
+              <w:t>CHECK</w:t>
+            </w:r>
+            <w:r>
+              <w:br/>
+            </w:r>
+            <w:r>
+              <w:rPr>
+                <w:rFonts w:ascii="Arial" w:hAnsi="Arial" w:eastAsia="Arial"/>
+                <w:b/>
+                <w:color w:val="1D6765"/>
+                <w:sz w:val="16"/>
+              </w:rPr>
+              <w:t>Beobachtung</w:t>
+            </w:r>
+          </w:p>
+        </w:tc>
+        <w:tc>
+          <w:tcPr>
+            <w:tcW w:type="dxa" w:w="8003"/>
+            <w:vAlign w:val="center"/>
+            <w:tcMar>
+              <w:top w:w="75" w:type="dxa"/>
+              <w:start w:w="190" w:type="dxa"/>
+              <w:bottom w:w="75" w:type="dxa"/>
+              <w:end w:w="190" w:type="dxa"/>
+            </w:tcMar>
+            <w:shd w:fill="EAF4F3"/>
+          </w:tcPr>
+          <w:p/>
+          <w:p>
+            <w:pPr>
+              <w:spacing w:before="0" w:after="7" w:line="240" w:lineRule="auto"/>
+            </w:pPr>
+            <w:r>
+              <w:rPr>
+                <w:rFonts w:ascii="Arial" w:hAnsi="Arial" w:eastAsia="Arial"/>
+                <w:b w:val="0"/>
+                <w:i w:val="0"/>
+                <w:color w:val="172A3A"/>
+                <w:sz w:val="18"/>
+              </w:rPr>
+              <w:t>• A1: vor Arbeitsbeginn speichern; nach Änderungen Strg + S; Datei im korrekten Ordner erneut öffnen.</w:t>
+            </w:r>
+          </w:p>
+          <w:p>
+            <w:pPr>
+              <w:spacing w:before="0" w:after="7" w:line="240" w:lineRule="auto"/>
+            </w:pPr>
+            <w:r>
+              <w:rPr>
+                <w:rFonts w:ascii="Arial" w:hAnsi="Arial" w:eastAsia="Arial"/>
+                <w:b w:val="0"/>
+                <w:i w:val="0"/>
+                <w:color w:val="172A3A"/>
+                <w:sz w:val="18"/>
+              </w:rPr>
+              <w:t>• A7: dekorativ vs. informativ begründet entscheiden, ohne die Bildlayout-Hauptaufgabe zu verändern.</w:t>
+            </w:r>
+          </w:p>
+          <w:p>
+            <w:pPr>
+              <w:spacing w:before="0" w:after="7" w:line="240" w:lineRule="auto"/>
+            </w:pPr>
+            <w:r>
+              <w:rPr>
+                <w:rFonts w:ascii="Arial" w:hAnsi="Arial" w:eastAsia="Arial"/>
+                <w:b w:val="0"/>
+                <w:i w:val="0"/>
+                <w:color w:val="172A3A"/>
+                <w:sz w:val="18"/>
+              </w:rPr>
+              <w:t>• PLUS 1: Briefschema, gespeicherte End-DOCX, geöffnete PDF und visuelle Übereinstimmung.</w:t>
+            </w:r>
+          </w:p>
+          <w:p>
+            <w:pPr>
+              <w:spacing w:before="0" w:after="7" w:line="240" w:lineRule="auto"/>
+            </w:pPr>
+            <w:r>
+              <w:rPr>
+                <w:rFonts w:ascii="Arial" w:hAnsi="Arial" w:eastAsia="Arial"/>
+                <w:b w:val="0"/>
+                <w:i w:val="0"/>
+                <w:color w:val="172A3A"/>
+                <w:sz w:val="18"/>
+              </w:rPr>
+              <w:t>• PLUS 2: zwei echte Hyperlinks, korrekte Dauer-Aussage, passende Quelle, aktuelles Datum.</w:t>
+            </w:r>
+          </w:p>
+          <w:p>
+            <w:pPr>
+              <w:spacing w:before="0" w:after="7" w:line="240" w:lineRule="auto"/>
+            </w:pPr>
+            <w:r>
+              <w:rPr>
+                <w:rFonts w:ascii="Arial" w:hAnsi="Arial" w:eastAsia="Arial"/>
+                <w:b w:val="0"/>
+                <w:i w:val="0"/>
+                <w:color w:val="172A3A"/>
+                <w:sz w:val="18"/>
+              </w:rPr>
+              <w:t>• Bei Schwierigkeiten: Bedienung sichtbar vormachen; keine versteckten Zusatzanforderungen aufbauen.</w:t>
+            </w:r>
+          </w:p>
+          <w:p>
+            <w:pPr>
+              <w:spacing w:before="0" w:after="7" w:line="240" w:lineRule="auto"/>
+            </w:pPr>
+            <w:r>
+              <w:rPr>
+                <w:rFonts w:ascii="Arial" w:hAnsi="Arial" w:eastAsia="Arial"/>
+                <w:b w:val="0"/>
+                <w:i w:val="0"/>
+                <w:color w:val="172A3A"/>
+                <w:sz w:val="18"/>
+              </w:rPr>
+              <w:t>• Extern offen: Microsoft Word 365 auf Schul-PCs und echter Schülerdurchlauf samt Zeitmessung.</w:t>
+            </w:r>
+          </w:p>
+        </w:tc>
+      </w:tr>
+    </w:tbl>
     <w:sectPr>
-      <w:pgSz w:w="12240" w:h="15840"/>
-      <w:pgMar w:top="1247" w:right="1417" w:bottom="1134" w:left="1417" w:header="720" w:footer="720" w:gutter="0"/>
+      <w:headerReference w:type="default" r:id="rId9"/>
+      <w:footerReference w:type="default" r:id="rId10"/>
+      <w:pgSz w:w="11906" w:h="16838"/>
+      <w:pgMar w:top="822" w:right="1049" w:bottom="709" w:left="1049" w:header="255" w:footer="312" w:gutter="0"/>
       <w:cols w:space="720"/>
       <w:docGrid w:linePitch="360"/>
     </w:sectPr>
   </w:body>
 </w:document>
+</file>
+
+<file path=word/footer1.xml><?xml version="1.0" encoding="utf-8"?>
+<w:ftr xmlns:m="http://schemas.openxmlformats.org/officeDocument/2006/math" xmlns:mc="http://schemas.openxmlformats.org/markup-compatibility/2006" xmlns:mo="http://schemas.microsoft.com/office/mac/office/2008/main" xmlns:mv="urn:schemas-microsoft-com:mac:vml" xmlns:o="urn:schemas-microsoft-com:office:office" xmlns:r="http://schemas.openxmlformats.org/officeDocument/2006/relationships" xmlns:v="urn:schemas-microsoft-com:vml" xmlns:w10="urn:schemas-microsoft-com:office:word" xmlns:w14="http://schemas.microsoft.com/office/word/2010/wordml" xmlns:w="http://schemas.openxmlformats.org/wordprocessingml/2006/main" xmlns:wne="http://schemas.microsoft.com/office/word/2006/wordml" xmlns:wp14="http://schemas.microsoft.com/office/word/2010/wordprocessingDrawing" xmlns:wp="http://schemas.openxmlformats.org/drawingml/2006/wordprocessingDrawing" xmlns:wpc="http://schemas.microsoft.com/office/word/2010/wordprocessingCanvas" xmlns:wpg="http://schemas.microsoft.com/office/word/2010/wordprocessingGroup" xmlns:wpi="http://schemas.microsoft.com/office/word/2010/wordprocessingInk" xmlns:wps="http://schemas.microsoft.com/office/word/2010/wordprocessingShape" mc:Ignorable="w14 wp14">
+  <w:p>
+    <w:pPr>
+      <w:pStyle w:val="Footer"/>
+    </w:pPr>
+  </w:p>
+  <w:tbl>
+    <w:tblPr>
+      <w:tblW w:type="auto" w:w="0"/>
+      <w:tblLook w:firstColumn="1" w:firstRow="1" w:lastColumn="0" w:lastRow="0" w:noHBand="0" w:noVBand="1" w:val="04A0"/>
+    </w:tblPr>
+    <w:tblGrid>
+      <w:gridCol w:w="3269"/>
+      <w:gridCol w:w="3269"/>
+      <w:gridCol w:w="3269"/>
+    </w:tblGrid>
+    <w:tr>
+      <w:tc>
+        <w:tcPr>
+          <w:tcW w:type="dxa" w:w="3269"/>
+        </w:tcPr>
+        <w:p>
+          <w:pPr>
+            <w:jc w:val="left"/>
+          </w:pPr>
+          <w:r>
+            <w:rPr>
+              <w:rFonts w:ascii="Arial" w:hAnsi="Arial" w:eastAsia="Arial"/>
+              <w:b/>
+              <w:color w:val="667684"/>
+              <w:sz w:val="16"/>
+            </w:rPr>
+            <w:t>WORD KURS · SEK 8</w:t>
+          </w:r>
+        </w:p>
+      </w:tc>
+      <w:tc>
+        <w:tcPr>
+          <w:tcW w:type="dxa" w:w="3269"/>
+        </w:tcPr>
+        <w:p>
+          <w:pPr>
+            <w:jc w:val="center"/>
+          </w:pPr>
+          <w:r>
+            <w:rPr>
+              <w:rFonts w:ascii="Arial" w:hAnsi="Arial" w:eastAsia="Arial"/>
+              <w:b/>
+              <w:color w:val="667684"/>
+              <w:sz w:val="16"/>
+            </w:rPr>
+            <w:t>LP V3  ·  LEHRPERSONENMATERIAL</w:t>
+          </w:r>
+        </w:p>
+      </w:tc>
+      <w:tc>
+        <w:tcPr>
+          <w:tcW w:type="dxa" w:w="3269"/>
+        </w:tcPr>
+        <w:p>
+          <w:pPr>
+            <w:jc w:val="right"/>
+          </w:pPr>
+          <w:r>
+            <w:rPr>
+              <w:rFonts w:ascii="Arial" w:hAnsi="Arial" w:eastAsia="Arial"/>
+              <w:b/>
+              <w:color w:val="667684"/>
+              <w:sz w:val="16"/>
+            </w:rPr>
+            <w:t xml:space="preserve">SEITE </w:t>
+          </w:r>
+          <w:fldSimple w:instr="PAGE">
+            <w:r>
+              <w:t>1</w:t>
+            </w:r>
+          </w:fldSimple>
+        </w:p>
+      </w:tc>
+    </w:tr>
+  </w:tbl>
+</w:ftr>
+</file>
+
+<file path=word/header1.xml><?xml version="1.0" encoding="utf-8"?>
+<w:hdr xmlns:m="http://schemas.openxmlformats.org/officeDocument/2006/math" xmlns:mc="http://schemas.openxmlformats.org/markup-compatibility/2006" xmlns:mo="http://schemas.microsoft.com/office/mac/office/2008/main" xmlns:mv="urn:schemas-microsoft-com:mac:vml" xmlns:o="urn:schemas-microsoft-com:office:office" xmlns:r="http://schemas.openxmlformats.org/officeDocument/2006/relationships" xmlns:v="urn:schemas-microsoft-com:vml" xmlns:w10="urn:schemas-microsoft-com:office:word" xmlns:w14="http://schemas.microsoft.com/office/word/2010/wordml" xmlns:w="http://schemas.openxmlformats.org/wordprocessingml/2006/main" xmlns:wne="http://schemas.microsoft.com/office/word/2006/wordml" xmlns:wp14="http://schemas.microsoft.com/office/word/2010/wordprocessingDrawing" xmlns:wp="http://schemas.openxmlformats.org/drawingml/2006/wordprocessingDrawing" xmlns:wpc="http://schemas.microsoft.com/office/word/2010/wordprocessingCanvas" xmlns:wpg="http://schemas.microsoft.com/office/word/2010/wordprocessingGroup" xmlns:wpi="http://schemas.microsoft.com/office/word/2010/wordprocessingInk" xmlns:wps="http://schemas.microsoft.com/office/word/2010/wordprocessingShape" mc:Ignorable="w14 wp14">
+  <w:p>
+    <w:pPr>
+      <w:pStyle w:val="Header"/>
+    </w:pPr>
+  </w:p>
+  <w:tbl>
+    <w:tblPr>
+      <w:tblW w:type="auto" w:w="0"/>
+      <w:tblLook w:firstColumn="1" w:firstRow="1" w:lastColumn="0" w:lastRow="0" w:noHBand="0" w:noVBand="1" w:val="04A0"/>
+    </w:tblPr>
+    <w:tblGrid>
+      <w:gridCol w:w="3269"/>
+      <w:gridCol w:w="3269"/>
+      <w:gridCol w:w="3269"/>
+    </w:tblGrid>
+    <w:tr>
+      <w:tc>
+        <w:tcPr>
+          <w:tcW w:type="dxa" w:w="2268"/>
+          <w:tcMar>
+            <w:top w:w="70" w:type="dxa"/>
+            <w:start w:w="110" w:type="dxa"/>
+            <w:bottom w:w="70" w:type="dxa"/>
+            <w:end w:w="110" w:type="dxa"/>
+          </w:tcMar>
+          <w:shd w:fill="17324D"/>
+        </w:tcPr>
+        <w:p>
+          <w:pPr>
+            <w:jc w:val="left"/>
+          </w:pPr>
+          <w:r>
+            <w:rPr>
+              <w:rFonts w:ascii="Arial" w:hAnsi="Arial" w:eastAsia="Arial"/>
+              <w:b/>
+              <w:color w:val="FFFFFF"/>
+              <w:sz w:val="18"/>
+            </w:rPr>
+            <w:t>WORD KURS</w:t>
+          </w:r>
+        </w:p>
+      </w:tc>
+      <w:tc>
+        <w:tcPr>
+          <w:tcW w:type="dxa" w:w="4649"/>
+          <w:tcMar>
+            <w:top w:w="70" w:type="dxa"/>
+            <w:start w:w="110" w:type="dxa"/>
+            <w:bottom w:w="70" w:type="dxa"/>
+            <w:end w:w="110" w:type="dxa"/>
+          </w:tcMar>
+          <w:shd w:fill="F3F6F7"/>
+        </w:tcPr>
+        <w:p>
+          <w:pPr>
+            <w:jc w:val="center"/>
+          </w:pPr>
+          <w:r>
+            <w:rPr>
+              <w:rFonts w:ascii="Arial" w:hAnsi="Arial" w:eastAsia="Arial"/>
+              <w:b/>
+              <w:color w:val="667684"/>
+              <w:sz w:val="18"/>
+            </w:rPr>
+            <w:t>SEKUNDARSTUFE I · SEK 8</w:t>
+          </w:r>
+        </w:p>
+      </w:tc>
+      <w:tc>
+        <w:tcPr>
+          <w:tcW w:type="dxa" w:w="2891"/>
+          <w:tcMar>
+            <w:top w:w="70" w:type="dxa"/>
+            <w:start w:w="110" w:type="dxa"/>
+            <w:bottom w:w="70" w:type="dxa"/>
+            <w:end w:w="110" w:type="dxa"/>
+          </w:tcMar>
+          <w:shd w:fill="EAF4F3"/>
+        </w:tcPr>
+        <w:p>
+          <w:pPr>
+            <w:jc w:val="center"/>
+          </w:pPr>
+          <w:r>
+            <w:rPr>
+              <w:rFonts w:ascii="Arial" w:hAnsi="Arial" w:eastAsia="Arial"/>
+              <w:b/>
+              <w:color w:val="1D6765"/>
+              <w:sz w:val="18"/>
+            </w:rPr>
+            <w:t>LEHRPERSON  LP V3</w:t>
+          </w:r>
+        </w:p>
+      </w:tc>
+    </w:tr>
+  </w:tbl>
+</w:hdr>
 </file>
 
 <file path=word/numbering.xml><?xml version="1.0" encoding="utf-8"?>
@@ -509,12 +1246,9 @@
     <w:name w:val="Normal"/>
     <w:qFormat/>
     <w:rsid w:val="00FC693F"/>
-    <w:pPr>
-      <w:spacing w:after="120" w:line="276" w:lineRule="auto"/>
-    </w:pPr>
     <w:rPr>
       <w:rFonts w:ascii="Arial" w:hAnsi="Arial"/>
-      <w:sz w:val="22"/>
+      <w:sz w:val="21"/>
     </w:rPr>
   </w:style>
   <w:style w:type="paragraph" w:styleId="Header">

--- a/arbeitsblaetter/lehrperson/LEHRPERSONENHILFEN_V3.docx
+++ b/arbeitsblaetter/lehrperson/LEHRPERSONENHILFEN_V3.docx
@@ -78,7 +78,7 @@
                 <w:color w:val="FFFFFF"/>
                 <w:sz w:val="18"/>
               </w:rPr>
-              <w:t>LERNZIEL</w:t>
+              <w:t>EINSATZ</w:t>
             </w:r>
           </w:p>
         </w:tc>
@@ -170,7 +170,7 @@
                 <w:color w:val="FFFFFF"/>
                 <w:sz w:val="16"/>
               </w:rPr>
-              <w:t>Sicher speichern (5–8 Minuten)</w:t>
+              <w:t>SPEICHERN</w:t>
             </w:r>
           </w:p>
         </w:tc>
@@ -188,7 +188,7 @@
           </w:tcPr>
           <w:p>
             <w:pPr>
-              <w:spacing w:line="259" w:lineRule="auto" w:after="20"/>
+              <w:spacing w:before="20" w:line="274" w:lineRule="auto" w:after="60"/>
             </w:pPr>
             <w:r>
               <w:rPr>
@@ -196,7 +196,7 @@
                 <w:b w:val="0"/>
                 <w:i w:val="0"/>
                 <w:color w:val="172A3A"/>
-                <w:sz w:val="18"/>
+                <w:sz w:val="20"/>
               </w:rPr>
               <w:t>VOR der Formatierung: Datei → Speichern unter → persönlicher Ordner IB; Namen vergeben. NACH der Bearbeitung: Strg + S, schliessen und aus IB erneut öffnen. Schwächere Lernende bekommen den Speicherort gezeigt und führen den Ablauf einmal vor; fortgeschrittene Lernende erledigen ihn selbst. Formative Evidenz: die fertige Datei lässt sich wiederfinden. Kein Abzug für zunächst falsches Speichern, wenn anschliessend korrigiert.</w:t>
             </w:r>
@@ -251,7 +251,7 @@
                 <w:color w:val="FFFFFF"/>
                 <w:sz w:val="16"/>
               </w:rPr>
-              <w:t>Bild: informativ oder dekorativ? (freiwillig, 5 Minuten)</w:t>
+              <w:t>ALT-TEXT</w:t>
             </w:r>
           </w:p>
         </w:tc>
@@ -269,7 +269,7 @@
           </w:tcPr>
           <w:p>
             <w:pPr>
-              <w:spacing w:line="259" w:lineRule="auto" w:after="20"/>
+              <w:spacing w:before="20" w:line="274" w:lineRule="auto" w:after="60"/>
             </w:pPr>
             <w:r>
               <w:rPr>
@@ -277,7 +277,7 @@
                 <w:b w:val="0"/>
                 <w:i w:val="0"/>
                 <w:color w:val="172A3A"/>
-                <w:sz w:val="18"/>
+                <w:sz w:val="20"/>
               </w:rPr>
               <w:t>Erst das Bildlayout fertigstellen. Beim gezeichneten Schulhaus kann die Illustration im vorhandenen Text lediglich schmücken: dann «Als dekorativ kennzeichnen». Ein informatives Bild vermittelt relevante neue Inhalte: nur diese Information knapp als Alternativtext beschreiben. Die Unterscheidung ist Lernziel; das blosse Abschreiben einer Bildbeschreibung nicht. Word-Funktion vor Ort prüfen; kein Prüfungsstoff.</w:t>
             </w:r>
@@ -332,7 +332,7 @@
                 <w:color w:val="FFFFFF"/>
                 <w:sz w:val="16"/>
               </w:rPr>
-              <w:t>Schnupperlehrbrief und PDF (Richtwert 45 Minuten)</w:t>
+              <w:t>BRIEF + PDF</w:t>
             </w:r>
           </w:p>
         </w:tc>
@@ -350,7 +350,7 @@
           </w:tcPr>
           <w:p>
             <w:pPr>
-              <w:spacing w:line="259" w:lineRule="auto" w:after="20"/>
+              <w:spacing w:before="20" w:line="274" w:lineRule="auto" w:after="60"/>
             </w:pPr>
             <w:r>
               <w:rPr>
@@ -358,7 +358,7 @@
                 <w:b w:val="0"/>
                 <w:i w:val="0"/>
                 <w:color w:val="172A3A"/>
-                <w:sz w:val="18"/>
+                <w:sz w:val="20"/>
               </w:rPr>
               <w:t>5 Minuten Briefschema erklären (Absender/Empfänger links, Datum rechts, Betreff/Anrede/Text/Gruss). 25 Minuten vorhandenen Rohtext ordnen, 10 Minuten Strg + S / PDF-Export / BEIDE Dateien öffnen, 5 Minuten Reserve. Unterlegen: START_Schnupperlehrbrief.docx und Aufgabenblatt. Schwächere Lernende orientieren sich an den Schema-Zeilen; andere arbeiten ohne weiteren Klickplan. Formativ: korrekte Bestandteile, eine Seite, identisches DOCX/PDF, Ordner IB. Die Musterlösung bleibt bei der Lehrperson; Übungsbrief nicht real versenden.</w:t>
             </w:r>
@@ -413,7 +413,7 @@
                 <w:color w:val="FFFFFF"/>
                 <w:sz w:val="16"/>
               </w:rPr>
-              <w:t>Hyperlinks, Aussage und Quellenbeleg (25–30 Minuten)</w:t>
+              <w:t>LINKS / QUELLEN</w:t>
             </w:r>
           </w:p>
         </w:tc>
@@ -431,7 +431,7 @@
           </w:tcPr>
           <w:p>
             <w:pPr>
-              <w:spacing w:line="259" w:lineRule="auto" w:after="20"/>
+              <w:spacing w:before="20" w:line="274" w:lineRule="auto" w:after="60"/>
             </w:pPr>
             <w:r>
               <w:rPr>
@@ -439,7 +439,7 @@
                 <w:b w:val="0"/>
                 <w:i w:val="0"/>
                 <w:color w:val="172A3A"/>
-                <w:sz w:val="18"/>
+                <w:sz w:val="20"/>
               </w:rPr>
               <w:t>Strg + K zum Einfügen eines Links; in Word einem Link normalerweise mit Strg + Klick folgen. Erster Link führt direkt zu «Lehre EFZ» bei berufsberatung.ch; dort unter «Dauer» die konkrete Information finden: EFZ-Lehre dauert drei oder vier Jahre. Diesen Fakt in einem eigenen Satz notieren und mit Anbieter, Titel, Seitenadresse und Zugriffsdatum belegen. Zweiter Link: SBB Fahrplan. Schwächere Lernende erhalten die Seite geöffnet; falls Schulfilter sperren, einen Ausdruck der Originalquelle zur Verfügung stellen. Ein festes Musterdatum darf nicht abgeschrieben werden: die Musterlösung enthält bewusst [Datum der Bearbeitung].</w:t>
             </w:r>
@@ -494,7 +494,7 @@
                 <w:color w:val="FFFFFF"/>
                 <w:sz w:val="16"/>
               </w:rPr>
-              <w:t>Leistungsnachweise</w:t>
+              <w:t>BEWERTUNG</w:t>
             </w:r>
           </w:p>
         </w:tc>
@@ -512,7 +512,7 @@
           </w:tcPr>
           <w:p>
             <w:pPr>
-              <w:spacing w:line="259" w:lineRule="auto" w:after="20"/>
+              <w:spacing w:before="20" w:line="274" w:lineRule="auto" w:after="60"/>
             </w:pPr>
             <w:r>
               <w:rPr>
@@ -520,7 +520,7 @@
                 <w:b w:val="0"/>
                 <w:i w:val="0"/>
                 <w:color w:val="172A3A"/>
-                <w:sz w:val="18"/>
+                <w:sz w:val="20"/>
               </w:rPr>
               <w:t>Beide Pflichtblätter sowie alle drei bestehenden Noten unverändert lassen. PDF-Export, Alternativtext oder Linkwissen nicht überraschend als zusätzliche Prüfungskompetenz verlangen. Zuerst Pflichtauftrag, dann freiwillige PLUS-Aufgaben.</w:t>
             </w:r>
@@ -594,7 +594,7 @@
           <w:p/>
           <w:p>
             <w:pPr>
-              <w:spacing w:before="0" w:after="7" w:line="240" w:lineRule="auto"/>
+              <w:spacing w:before="0" w:after="30" w:line="240" w:lineRule="auto"/>
             </w:pPr>
             <w:r>
               <w:rPr>
@@ -602,14 +602,14 @@
                 <w:b w:val="0"/>
                 <w:i w:val="0"/>
                 <w:color w:val="172A3A"/>
-                <w:sz w:val="18"/>
+                <w:sz w:val="19"/>
               </w:rPr>
               <w:t>• A1: vor Arbeitsbeginn speichern; nach Änderungen Strg + S; Datei im korrekten Ordner erneut öffnen.</w:t>
             </w:r>
           </w:p>
           <w:p>
             <w:pPr>
-              <w:spacing w:before="0" w:after="7" w:line="240" w:lineRule="auto"/>
+              <w:spacing w:before="0" w:after="30" w:line="240" w:lineRule="auto"/>
             </w:pPr>
             <w:r>
               <w:rPr>
@@ -617,14 +617,14 @@
                 <w:b w:val="0"/>
                 <w:i w:val="0"/>
                 <w:color w:val="172A3A"/>
-                <w:sz w:val="18"/>
+                <w:sz w:val="19"/>
               </w:rPr>
               <w:t>• A7: dekorativ vs. informativ begründet entscheiden, ohne die Bildlayout-Hauptaufgabe zu verändern.</w:t>
             </w:r>
           </w:p>
           <w:p>
             <w:pPr>
-              <w:spacing w:before="0" w:after="7" w:line="240" w:lineRule="auto"/>
+              <w:spacing w:before="0" w:after="30" w:line="240" w:lineRule="auto"/>
             </w:pPr>
             <w:r>
               <w:rPr>
@@ -632,14 +632,14 @@
                 <w:b w:val="0"/>
                 <w:i w:val="0"/>
                 <w:color w:val="172A3A"/>
-                <w:sz w:val="18"/>
+                <w:sz w:val="19"/>
               </w:rPr>
               <w:t>• PLUS 1: Briefschema, gespeicherte End-DOCX, geöffnete PDF und visuelle Übereinstimmung.</w:t>
             </w:r>
           </w:p>
           <w:p>
             <w:pPr>
-              <w:spacing w:before="0" w:after="7" w:line="240" w:lineRule="auto"/>
+              <w:spacing w:before="0" w:after="30" w:line="240" w:lineRule="auto"/>
             </w:pPr>
             <w:r>
               <w:rPr>
@@ -647,14 +647,14 @@
                 <w:b w:val="0"/>
                 <w:i w:val="0"/>
                 <w:color w:val="172A3A"/>
-                <w:sz w:val="18"/>
+                <w:sz w:val="19"/>
               </w:rPr>
               <w:t>• PLUS 2: zwei echte Hyperlinks, korrekte Dauer-Aussage, passende Quelle, aktuelles Datum.</w:t>
             </w:r>
           </w:p>
           <w:p>
             <w:pPr>
-              <w:spacing w:before="0" w:after="7" w:line="240" w:lineRule="auto"/>
+              <w:spacing w:before="0" w:after="30" w:line="240" w:lineRule="auto"/>
             </w:pPr>
             <w:r>
               <w:rPr>
@@ -662,14 +662,14 @@
                 <w:b w:val="0"/>
                 <w:i w:val="0"/>
                 <w:color w:val="172A3A"/>
-                <w:sz w:val="18"/>
+                <w:sz w:val="19"/>
               </w:rPr>
               <w:t>• Bei Schwierigkeiten: Bedienung sichtbar vormachen; keine versteckten Zusatzanforderungen aufbauen.</w:t>
             </w:r>
           </w:p>
           <w:p>
             <w:pPr>
-              <w:spacing w:before="0" w:after="7" w:line="240" w:lineRule="auto"/>
+              <w:spacing w:before="0" w:after="30" w:line="240" w:lineRule="auto"/>
             </w:pPr>
             <w:r>
               <w:rPr>
@@ -677,7 +677,7 @@
                 <w:b w:val="0"/>
                 <w:i w:val="0"/>
                 <w:color w:val="172A3A"/>
-                <w:sz w:val="18"/>
+                <w:sz w:val="19"/>
               </w:rPr>
               <w:t>• Extern offen: Microsoft Word 365 auf Schul-PCs und echter Schülerdurchlauf samt Zeitmessung.</w:t>
             </w:r>

--- a/arbeitsblaetter/lehrperson/LEHRPERSONENHILFEN_V3.docx
+++ b/arbeitsblaetter/lehrperson/LEHRPERSONENHILFEN_V3.docx
@@ -188,7 +188,7 @@
           </w:tcPr>
           <w:p>
             <w:pPr>
-              <w:spacing w:before="20" w:line="274" w:lineRule="auto" w:after="60"/>
+              <w:spacing w:before="20" w:line="264" w:lineRule="auto" w:after="30"/>
             </w:pPr>
             <w:r>
               <w:rPr>
@@ -196,7 +196,7 @@
                 <w:b w:val="0"/>
                 <w:i w:val="0"/>
                 <w:color w:val="172A3A"/>
-                <w:sz w:val="20"/>
+                <w:sz w:val="19"/>
               </w:rPr>
               <w:t>VOR der Formatierung: Datei → Speichern unter → persönlicher Ordner IB; Namen vergeben. NACH der Bearbeitung: Strg + S, schliessen und aus IB erneut öffnen. Schwächere Lernende bekommen den Speicherort gezeigt und führen den Ablauf einmal vor; fortgeschrittene Lernende erledigen ihn selbst. Formative Evidenz: die fertige Datei lässt sich wiederfinden. Kein Abzug für zunächst falsches Speichern, wenn anschliessend korrigiert.</w:t>
             </w:r>
@@ -269,7 +269,7 @@
           </w:tcPr>
           <w:p>
             <w:pPr>
-              <w:spacing w:before="20" w:line="274" w:lineRule="auto" w:after="60"/>
+              <w:spacing w:before="20" w:line="264" w:lineRule="auto" w:after="30"/>
             </w:pPr>
             <w:r>
               <w:rPr>
@@ -277,7 +277,7 @@
                 <w:b w:val="0"/>
                 <w:i w:val="0"/>
                 <w:color w:val="172A3A"/>
-                <w:sz w:val="20"/>
+                <w:sz w:val="19"/>
               </w:rPr>
               <w:t>Erst das Bildlayout fertigstellen. Beim gezeichneten Schulhaus kann die Illustration im vorhandenen Text lediglich schmücken: dann «Als dekorativ kennzeichnen». Ein informatives Bild vermittelt relevante neue Inhalte: nur diese Information knapp als Alternativtext beschreiben. Die Unterscheidung ist Lernziel; das blosse Abschreiben einer Bildbeschreibung nicht. Word-Funktion vor Ort prüfen; kein Prüfungsstoff.</w:t>
             </w:r>
@@ -350,7 +350,7 @@
           </w:tcPr>
           <w:p>
             <w:pPr>
-              <w:spacing w:before="20" w:line="274" w:lineRule="auto" w:after="60"/>
+              <w:spacing w:before="20" w:line="264" w:lineRule="auto" w:after="30"/>
             </w:pPr>
             <w:r>
               <w:rPr>
@@ -358,7 +358,7 @@
                 <w:b w:val="0"/>
                 <w:i w:val="0"/>
                 <w:color w:val="172A3A"/>
-                <w:sz w:val="20"/>
+                <w:sz w:val="19"/>
               </w:rPr>
               <w:t>5 Minuten Briefschema erklären (Absender/Empfänger links, Datum rechts, Betreff/Anrede/Text/Gruss). 25 Minuten vorhandenen Rohtext ordnen, 10 Minuten Strg + S / PDF-Export / BEIDE Dateien öffnen, 5 Minuten Reserve. Unterlegen: START_Schnupperlehrbrief.docx und Aufgabenblatt. Schwächere Lernende orientieren sich an den Schema-Zeilen; andere arbeiten ohne weiteren Klickplan. Formativ: korrekte Bestandteile, eine Seite, identisches DOCX/PDF, Ordner IB. Die Musterlösung bleibt bei der Lehrperson; Übungsbrief nicht real versenden.</w:t>
             </w:r>
@@ -431,7 +431,7 @@
           </w:tcPr>
           <w:p>
             <w:pPr>
-              <w:spacing w:before="20" w:line="274" w:lineRule="auto" w:after="60"/>
+              <w:spacing w:before="20" w:line="264" w:lineRule="auto" w:after="30"/>
             </w:pPr>
             <w:r>
               <w:rPr>
@@ -439,7 +439,7 @@
                 <w:b w:val="0"/>
                 <w:i w:val="0"/>
                 <w:color w:val="172A3A"/>
-                <w:sz w:val="20"/>
+                <w:sz w:val="19"/>
               </w:rPr>
               <w:t>Strg + K zum Einfügen eines Links; in Word einem Link normalerweise mit Strg + Klick folgen. Erster Link führt direkt zu «Lehre EFZ» bei berufsberatung.ch; dort unter «Dauer» die konkrete Information finden: EFZ-Lehre dauert drei oder vier Jahre. Diesen Fakt in einem eigenen Satz notieren und mit Anbieter, Titel, Seitenadresse und Zugriffsdatum belegen. Zweiter Link: SBB Fahrplan. Schwächere Lernende erhalten die Seite geöffnet; falls Schulfilter sperren, einen Ausdruck der Originalquelle zur Verfügung stellen. Ein festes Musterdatum darf nicht abgeschrieben werden: die Musterlösung enthält bewusst [Datum der Bearbeitung].</w:t>
             </w:r>
@@ -512,7 +512,7 @@
           </w:tcPr>
           <w:p>
             <w:pPr>
-              <w:spacing w:before="20" w:line="274" w:lineRule="auto" w:after="60"/>
+              <w:spacing w:before="20" w:line="264" w:lineRule="auto" w:after="30"/>
             </w:pPr>
             <w:r>
               <w:rPr>
@@ -520,7 +520,7 @@
                 <w:b w:val="0"/>
                 <w:i w:val="0"/>
                 <w:color w:val="172A3A"/>
-                <w:sz w:val="20"/>
+                <w:sz w:val="19"/>
               </w:rPr>
               <w:t>Beide Pflichtblätter sowie alle drei bestehenden Noten unverändert lassen. PDF-Export, Alternativtext oder Linkwissen nicht überraschend als zusätzliche Prüfungskompetenz verlangen. Zuerst Pflichtauftrag, dann freiwillige PLUS-Aufgaben.</w:t>
             </w:r>
@@ -594,7 +594,7 @@
           <w:p/>
           <w:p>
             <w:pPr>
-              <w:spacing w:before="0" w:after="30" w:line="240" w:lineRule="auto"/>
+              <w:spacing w:before="0" w:after="12" w:line="240" w:lineRule="auto"/>
             </w:pPr>
             <w:r>
               <w:rPr>
@@ -602,14 +602,14 @@
                 <w:b w:val="0"/>
                 <w:i w:val="0"/>
                 <w:color w:val="172A3A"/>
-                <w:sz w:val="19"/>
+                <w:sz w:val="18"/>
               </w:rPr>
               <w:t>• A1: vor Arbeitsbeginn speichern; nach Änderungen Strg + S; Datei im korrekten Ordner erneut öffnen.</w:t>
             </w:r>
           </w:p>
           <w:p>
             <w:pPr>
-              <w:spacing w:before="0" w:after="30" w:line="240" w:lineRule="auto"/>
+              <w:spacing w:before="0" w:after="12" w:line="240" w:lineRule="auto"/>
             </w:pPr>
             <w:r>
               <w:rPr>
@@ -617,14 +617,14 @@
                 <w:b w:val="0"/>
                 <w:i w:val="0"/>
                 <w:color w:val="172A3A"/>
-                <w:sz w:val="19"/>
+                <w:sz w:val="18"/>
               </w:rPr>
               <w:t>• A7: dekorativ vs. informativ begründet entscheiden, ohne die Bildlayout-Hauptaufgabe zu verändern.</w:t>
             </w:r>
           </w:p>
           <w:p>
             <w:pPr>
-              <w:spacing w:before="0" w:after="30" w:line="240" w:lineRule="auto"/>
+              <w:spacing w:before="0" w:after="12" w:line="240" w:lineRule="auto"/>
             </w:pPr>
             <w:r>
               <w:rPr>
@@ -632,14 +632,14 @@
                 <w:b w:val="0"/>
                 <w:i w:val="0"/>
                 <w:color w:val="172A3A"/>
-                <w:sz w:val="19"/>
+                <w:sz w:val="18"/>
               </w:rPr>
               <w:t>• PLUS 1: Briefschema, gespeicherte End-DOCX, geöffnete PDF und visuelle Übereinstimmung.</w:t>
             </w:r>
           </w:p>
           <w:p>
             <w:pPr>
-              <w:spacing w:before="0" w:after="30" w:line="240" w:lineRule="auto"/>
+              <w:spacing w:before="0" w:after="12" w:line="240" w:lineRule="auto"/>
             </w:pPr>
             <w:r>
               <w:rPr>
@@ -647,14 +647,14 @@
                 <w:b w:val="0"/>
                 <w:i w:val="0"/>
                 <w:color w:val="172A3A"/>
-                <w:sz w:val="19"/>
+                <w:sz w:val="18"/>
               </w:rPr>
               <w:t>• PLUS 2: zwei echte Hyperlinks, korrekte Dauer-Aussage, passende Quelle, aktuelles Datum.</w:t>
             </w:r>
           </w:p>
           <w:p>
             <w:pPr>
-              <w:spacing w:before="0" w:after="30" w:line="240" w:lineRule="auto"/>
+              <w:spacing w:before="0" w:after="12" w:line="240" w:lineRule="auto"/>
             </w:pPr>
             <w:r>
               <w:rPr>
@@ -662,14 +662,14 @@
                 <w:b w:val="0"/>
                 <w:i w:val="0"/>
                 <w:color w:val="172A3A"/>
-                <w:sz w:val="19"/>
+                <w:sz w:val="18"/>
               </w:rPr>
               <w:t>• Bei Schwierigkeiten: Bedienung sichtbar vormachen; keine versteckten Zusatzanforderungen aufbauen.</w:t>
             </w:r>
           </w:p>
           <w:p>
             <w:pPr>
-              <w:spacing w:before="0" w:after="30" w:line="240" w:lineRule="auto"/>
+              <w:spacing w:before="0" w:after="12" w:line="240" w:lineRule="auto"/>
             </w:pPr>
             <w:r>
               <w:rPr>
@@ -677,7 +677,7 @@
                 <w:b w:val="0"/>
                 <w:i w:val="0"/>
                 <w:color w:val="172A3A"/>
-                <w:sz w:val="19"/>
+                <w:sz w:val="18"/>
               </w:rPr>
               <w:t>• Extern offen: Microsoft Word 365 auf Schul-PCs und echter Schülerdurchlauf samt Zeitmessung.</w:t>
             </w:r>
